--- a/atelier/capsule_064A_gitflow.docx
+++ b/atelier/capsule_064A_gitflow.docx
@@ -564,7 +564,7 @@
                 <w:sz w:val="19"/>
                 <w:szCs w:val="19"/>
               </w:rPr>
-              <w:t xml:space="preserve">main      ──●─────────────────●──────────●──   (prod, versions taguées)</w:t>
+              <w:t xml:space="preserve">main ──●─────────────────●──────────●── (prod, versions taguées)</w:t>
             </w:r>
           </w:p>
           <w:p>
@@ -577,7 +577,7 @@
                 <w:sz w:val="19"/>
                 <w:szCs w:val="19"/>
               </w:rPr>
-              <w:t xml:space="preserve">             \               / \        /</w:t>
+              <w:t xml:space="preserve"> \ / \ /</w:t>
             </w:r>
           </w:p>
           <w:p>
@@ -590,7 +590,7 @@
                 <w:sz w:val="19"/>
                 <w:szCs w:val="19"/>
               </w:rPr>
-              <w:t xml:space="preserve">release       \         release/1.2    hotfix/1.2.1</w:t>
+              <w:t xml:space="preserve">release \ release/1.2 hotfix/1.2.1</w:t>
             </w:r>
           </w:p>
           <w:p>
@@ -603,7 +603,7 @@
                 <w:sz w:val="19"/>
                 <w:szCs w:val="19"/>
               </w:rPr>
-              <w:t xml:space="preserve">               \           /     \      /</w:t>
+              <w:t xml:space="preserve"> \ / \ /</w:t>
             </w:r>
           </w:p>
           <w:p>
@@ -616,7 +616,7 @@
                 <w:sz w:val="19"/>
                 <w:szCs w:val="19"/>
               </w:rPr>
-              <w:t xml:space="preserve">develop   ──●───●───●───●─●───────●────●──     (prochaine version)</w:t>
+              <w:t xml:space="preserve">develop ──●───●───●───●─●───────●────●── (prochaine version)</w:t>
             </w:r>
           </w:p>
           <w:p>
@@ -629,7 +629,7 @@
                 <w:sz w:val="19"/>
                 <w:szCs w:val="19"/>
               </w:rPr>
-              <w:t xml:space="preserve">             \   \     /</w:t>
+              <w:t xml:space="preserve"> \ \ /</w:t>
             </w:r>
           </w:p>
           <w:p>
@@ -642,7 +642,7 @@
                 <w:sz w:val="19"/>
                 <w:szCs w:val="19"/>
               </w:rPr>
-              <w:t xml:space="preserve">feature   feat/a feat/b</w:t>
+              <w:t xml:space="preserve">feature feat/a feat/b</w:t>
             </w:r>
           </w:p>
         </w:tc>
